--- a/Resumo do Aluno - Redes 2 - Como a internet chega.docx
+++ b/Resumo do Aluno - Redes 2 - Como a internet chega.docx
@@ -796,6 +796,64 @@
           </w:p>
         </w:tc>
       </w:tr>
+      <w:tr>
+        <w:tc>
+          <w:tcPr>
+            <w:tcW w:type="dxa" w:w="1984"/>
+          </w:tcPr>
+          <w:p>
+            <w:r/>
+            <w:r>
+              <w:rPr>
+                <w:sz w:val="20"/>
+              </w:rPr>
+              <w:t>+ Cabo de rede</w:t>
+            </w:r>
+          </w:p>
+        </w:tc>
+        <w:tc>
+          <w:tcPr>
+            <w:tcW w:type="dxa" w:w="1417"/>
+          </w:tcPr>
+          <w:p>
+            <w:r/>
+            <w:r>
+              <w:rPr>
+                <w:sz w:val="20"/>
+              </w:rPr>
+              <w:t>Não</w:t>
+            </w:r>
+          </w:p>
+        </w:tc>
+        <w:tc>
+          <w:tcPr>
+            <w:tcW w:type="dxa" w:w="1417"/>
+          </w:tcPr>
+          <w:p>
+            <w:r/>
+            <w:r>
+              <w:rPr>
+                <w:sz w:val="20"/>
+              </w:rPr>
+              <w:t>Não</w:t>
+            </w:r>
+          </w:p>
+        </w:tc>
+        <w:tc>
+          <w:tcPr>
+            <w:tcW w:type="dxa" w:w="3969"/>
+          </w:tcPr>
+          <w:p>
+            <w:r/>
+            <w:r>
+              <w:rPr>
+                <w:sz w:val="20"/>
+              </w:rPr>
+              <w:t>Liga os equipamentos entre si</w:t>
+            </w:r>
+          </w:p>
+        </w:tc>
+      </w:tr>
     </w:tbl>
     <w:p>
       <w:pPr>
@@ -871,7 +929,7 @@
         <w:rPr>
           <w:sz w:val="22"/>
         </w:rPr>
-        <w:t>Usuário e senha de administração — SÃO OUTRAS senhas</w:t>
+        <w:t>Em alguns modelos, usuário e senha de administração — SÃO OUTRAS senhas</w:t>
       </w:r>
     </w:p>
     <w:p>
@@ -896,6 +954,43 @@
           <w:sz w:val="22"/>
         </w:rPr>
         <w:t>Modelo e número de série (o suporte vai pedir)</w:t>
+      </w:r>
+    </w:p>
+    <w:p>
+      <w:pPr>
+        <w:pStyle w:val="ListBullet"/>
+        <w:spacing w:after="40"/>
+      </w:pPr>
+      <w:r>
+        <w:rPr>
+          <w:sz w:val="22"/>
+        </w:rPr>
+        <w:t>Alimentação (ex.: 9V ou 12V): fonte de um roteador pode não servir no outro</w:t>
+      </w:r>
+    </w:p>
+    <w:p>
+      <w:pPr>
+        <w:pStyle w:val="ListBullet"/>
+        <w:spacing w:after="40"/>
+      </w:pPr>
+      <w:r>
+        <w:rPr>
+          <w:sz w:val="22"/>
+        </w:rPr>
+        <w:t>Velocidade do Wi-Fi (N300, AC1200), Dual Band e Gigabit: dizem do que o aparelho é capaz</w:t>
+      </w:r>
+    </w:p>
+    <w:p>
+      <w:pPr>
+        <w:spacing w:after="80"/>
+      </w:pPr>
+      <w:r>
+        <w:rPr>
+          <w:b w:val="0"/>
+          <w:i w:val="0"/>
+          <w:sz w:val="22"/>
+        </w:rPr>
+        <w:t>O cabo não tem etiqueta embaixo: ela está impressa na capa — fabricante, categoria (Cat5e, Cat6), bitola (AWG) e a metragem.</w:t>
       </w:r>
     </w:p>
     <w:p>
